--- a/docs/design/acrme_functional_design_document.docx
+++ b/docs/design/acrme_functional_design_document.docx
@@ -176,13 +176,13 @@
                 <w:bCs/>
                 <w:b/>
               </w:rPr>
-              <w:t xml:space="preserve">v2.2</w:t>
+              <w:t xml:space="preserve">v2.3</w:t>
             </w:r>
             <w:r>
               <w:t xml:space="preserve"> </w:t>
             </w:r>
             <w:r>
-              <w:t xml:space="preserve">(27 Aug 2026)</w:t>
+              <w:t xml:space="preserve">(7 Sep 2026)</w:t>
             </w:r>
           </w:p>
         </w:tc>
@@ -318,7 +318,7 @@
         <w:t xml:space="preserve"> </w:t>
       </w:r>
       <w:r>
-        <w:t xml:space="preserve">ACRME does — its functional behaviour, flows, states, and rules — traceable to every requirement in Baseline v2.2. It is implementation-neutral; the</w:t>
+        <w:t xml:space="preserve">ACRME does — its functional behaviour, flows, states, and rules — traceable to every requirement in Baseline v2.3. It is implementation-neutral; the</w:t>
       </w:r>
       <w:r>
         <w:t xml:space="preserve"> </w:t>
@@ -359,13 +359,13 @@
           <w:bCs/>
           <w:b/>
         </w:rPr>
-        <w:t xml:space="preserve">Reconciliation note (v2.2).</w:t>
-      </w:r>
-      <w:r>
-        <w:t xml:space="preserve"> </w:t>
-      </w:r>
-      <w:r>
-        <w:t xml:space="preserve">This document reflects the confirmed v2.2 design decisions:</w:t>
+        <w:t xml:space="preserve">Reconciliation note (v2.3).</w:t>
+      </w:r>
+      <w:r>
+        <w:t xml:space="preserve"> </w:t>
+      </w:r>
+      <w:r>
+        <w:t xml:space="preserve">This document reflects the confirmed v2.3 design decisions:</w:t>
       </w:r>
       <w:r>
         <w:t xml:space="preserve"> </w:t>
@@ -509,6 +509,145 @@
       </w:r>
       <w:r>
         <w:t xml:space="preserve">pending legal review (DR-014, DEC-001; see Section 4.4/Section 8 below).</w:t>
+      </w:r>
+    </w:p>
+    <w:p>
+      <w:pPr>
+        <w:pStyle w:val="BlockText"/>
+      </w:pPr>
+      <w:r>
+        <w:rPr>
+          <w:bCs/>
+          <w:b/>
+        </w:rPr>
+        <w:t xml:space="preserve">Region model update (v2.3, baseline Section 6).</w:t>
+      </w:r>
+      <w:r>
+        <w:t xml:space="preserve"> </w:t>
+      </w:r>
+      <w:r>
+        <w:t xml:space="preserve">The supported footprint is now</w:t>
+      </w:r>
+      <w:r>
+        <w:t xml:space="preserve"> </w:t>
+      </w:r>
+      <w:r>
+        <w:rPr>
+          <w:bCs/>
+          <w:b/>
+        </w:rPr>
+        <w:t xml:space="preserve">five geographies</w:t>
+      </w:r>
+      <w:r>
+        <w:t xml:space="preserve"> </w:t>
+      </w:r>
+      <w:r>
+        <w:t xml:space="preserve">with an explicit per-geography</w:t>
+      </w:r>
+      <w:r>
+        <w:t xml:space="preserve"> </w:t>
+      </w:r>
+      <w:r>
+        <w:rPr>
+          <w:bCs/>
+          <w:b/>
+        </w:rPr>
+        <w:t xml:space="preserve">distribution model</w:t>
+      </w:r>
+      <w:r>
+        <w:t xml:space="preserve">: the</w:t>
+      </w:r>
+      <w:r>
+        <w:t xml:space="preserve"> </w:t>
+      </w:r>
+      <w:r>
+        <w:rPr>
+          <w:bCs/>
+          <w:b/>
+        </w:rPr>
+        <w:t xml:space="preserve">US is the only three-region geography</w:t>
+      </w:r>
+      <w:r>
+        <w:t xml:space="preserve"> </w:t>
+      </w:r>
+      <w:r>
+        <w:t xml:space="preserve">(West US 3, Central US, Canada Central; East US 2 Restricted), while</w:t>
+      </w:r>
+      <w:r>
+        <w:t xml:space="preserve"> </w:t>
+      </w:r>
+      <w:r>
+        <w:rPr>
+          <w:bCs/>
+          <w:b/>
+        </w:rPr>
+        <w:t xml:space="preserve">EU, Australia, Asia Pacific and the Middle East are two-region geographies</w:t>
+      </w:r>
+      <w:r>
+        <w:t xml:space="preserve">. In every two-region geography,</w:t>
+      </w:r>
+      <w:r>
+        <w:t xml:space="preserve"> </w:t>
+      </w:r>
+      <w:r>
+        <w:rPr>
+          <w:bCs/>
+          <w:b/>
+        </w:rPr>
+        <w:t xml:space="preserve">CVAL and DR are co-located</w:t>
+      </w:r>
+      <w:r>
+        <w:t xml:space="preserve"> </w:t>
+      </w:r>
+      <w:r>
+        <w:t xml:space="preserve">in the non-production region — a mandatory rule captured as</w:t>
+      </w:r>
+      <w:r>
+        <w:t xml:space="preserve"> </w:t>
+      </w:r>
+      <w:r>
+        <w:rPr>
+          <w:bCs/>
+          <w:b/>
+        </w:rPr>
+        <w:t xml:space="preserve">PLC-010a</w:t>
+      </w:r>
+      <w:r>
+        <w:t xml:space="preserve"> </w:t>
+      </w:r>
+      <w:r>
+        <w:t xml:space="preserve">— with the Middle East being the single exception where DR is</w:t>
+      </w:r>
+      <w:r>
+        <w:t xml:space="preserve"> </w:t>
+      </w:r>
+      <w:r>
+        <w:rPr>
+          <w:rStyle w:val="VerbatimChar"/>
+        </w:rPr>
+        <w:t xml:space="preserve">DR_NOT_OFFERED</w:t>
+      </w:r>
+      <w:r>
+        <w:t xml:space="preserve"> </w:t>
+      </w:r>
+      <w:r>
+        <w:t xml:space="preserve">(DEC-001) so its second region hosts CVAL only. The region catalogue remains versioned and configuration-driven (REG-001); Japan East is a</w:t>
+      </w:r>
+      <w:r>
+        <w:t xml:space="preserve"> </w:t>
+      </w:r>
+      <w:r>
+        <w:rPr>
+          <w:bCs/>
+          <w:b/>
+        </w:rPr>
+        <w:t xml:space="preserve">pending</w:t>
+      </w:r>
+      <w:r>
+        <w:t xml:space="preserve"> </w:t>
+      </w:r>
+      <w:r>
+        <w:t xml:space="preserve">Asia Pacific addition awaiting confirmation.</w:t>
       </w:r>
     </w:p>
     <w:p>
@@ -1019,7 +1158,7 @@
         <w:t xml:space="preserve"> </w:t>
       </w:r>
       <w:r>
-        <w:t xml:space="preserve">Baseline v2.2 ID (REG/ENV/CAP/QUA/RDY/PLC/DR/FIN/INT/DAT/OBS/GOV/NFR/OPS + POC/DEC/DEP dependencies) to an FDD section.</w:t>
+        <w:t xml:space="preserve">Baseline v2.3 ID (REG/ENV/CAP/QUA/RDY/PLC/DR/FIN/INT/DAT/OBS/GOV/NFR/OPS + POC/DEC/DEP dependencies) to an FDD section.</w:t>
       </w:r>
     </w:p>
     <w:p>
@@ -3102,13 +3241,136 @@
           <w:bCs/>
           <w:b/>
         </w:rPr>
+        <w:t xml:space="preserve">Two-region CVAL/DR co-location is mandatory (PLC-010a):</w:t>
+      </w:r>
+      <w:r>
+        <w:t xml:space="preserve"> </w:t>
+      </w:r>
+      <w:r>
+        <w:t xml:space="preserve">in every two-region geography (EU, Australia, Asia Pacific, Middle East), production is in one region and</w:t>
+      </w:r>
+      <w:r>
+        <w:t xml:space="preserve"> </w:t>
+      </w:r>
+      <w:r>
+        <w:rPr>
+          <w:bCs/>
+          <w:b/>
+        </w:rPr>
+        <w:t xml:space="preserve">CVAL and DR are co-located in the other region</w:t>
+      </w:r>
+      <w:r>
+        <w:t xml:space="preserve">. The Middle East is the single exception — DR is</w:t>
+      </w:r>
+      <w:r>
+        <w:t xml:space="preserve"> </w:t>
+      </w:r>
+      <w:r>
+        <w:rPr>
+          <w:rStyle w:val="VerbatimChar"/>
+        </w:rPr>
+        <w:t xml:space="preserve">DR_NOT_OFFERED</w:t>
+      </w:r>
+      <w:r>
+        <w:t xml:space="preserve"> </w:t>
+      </w:r>
+      <w:r>
+        <w:t xml:space="preserve">(DEC-001), so its second region hosts CVAL only. The three-region US geography places production, CVAL and DR across distinct regions.</w:t>
+      </w:r>
+      <w:r>
+        <w:t xml:space="preserve"> </w:t>
+      </w:r>
+      <w:r>
+        <w:rPr>
+          <w:rStyle w:val="VerbatimChar"/>
+        </w:rPr>
+        <w:t xml:space="preserve">[Decided]</w:t>
+      </w:r>
+    </w:p>
+    <w:p>
+      <w:pPr>
+        <w:numPr>
+          <w:ilvl w:val="0"/>
+          <w:numId w:val="1003"/>
+        </w:numPr>
+        <w:pStyle w:val="Compact"/>
+      </w:pPr>
+      <w:r>
+        <w:rPr>
+          <w:bCs/>
+          <w:b/>
+        </w:rPr>
         <w:t xml:space="preserve">Region catalogue (REG-001..003):</w:t>
       </w:r>
       <w:r>
         <w:t xml:space="preserve"> </w:t>
       </w:r>
       <w:r>
-        <w:t xml:space="preserve">versioned, configuration-driven; three-region minimum per geography is normative; region examples come from authoritative config (REG-002 —</w:t>
+        <w:t xml:space="preserve">versioned, configuration-driven; the catalogue defines</w:t>
+      </w:r>
+      <w:r>
+        <w:t xml:space="preserve"> </w:t>
+      </w:r>
+      <w:r>
+        <w:rPr>
+          <w:bCs/>
+          <w:b/>
+        </w:rPr>
+        <w:t xml:space="preserve">five geographies</w:t>
+      </w:r>
+      <w:r>
+        <w:t xml:space="preserve"> </w:t>
+      </w:r>
+      <w:r>
+        <w:t xml:space="preserve">each with an explicit</w:t>
+      </w:r>
+      <w:r>
+        <w:t xml:space="preserve"> </w:t>
+      </w:r>
+      <w:r>
+        <w:rPr>
+          <w:bCs/>
+          <w:b/>
+        </w:rPr>
+        <w:t xml:space="preserve">distribution model</w:t>
+      </w:r>
+      <w:r>
+        <w:t xml:space="preserve"> </w:t>
+      </w:r>
+      <w:r>
+        <w:t xml:space="preserve">— the US is the only</w:t>
+      </w:r>
+      <w:r>
+        <w:t xml:space="preserve"> </w:t>
+      </w:r>
+      <w:r>
+        <w:rPr>
+          <w:bCs/>
+          <w:b/>
+        </w:rPr>
+        <w:t xml:space="preserve">three-region</w:t>
+      </w:r>
+      <w:r>
+        <w:t xml:space="preserve"> </w:t>
+      </w:r>
+      <w:r>
+        <w:t xml:space="preserve">geography, and EU, Australia, Asia Pacific and the Middle East are</w:t>
+      </w:r>
+      <w:r>
+        <w:t xml:space="preserve"> </w:t>
+      </w:r>
+      <w:r>
+        <w:rPr>
+          <w:bCs/>
+          <w:b/>
+        </w:rPr>
+        <w:t xml:space="preserve">two-region</w:t>
+      </w:r>
+      <w:r>
+        <w:t xml:space="preserve"> </w:t>
+      </w:r>
+      <w:r>
+        <w:t xml:space="preserve">geographies (there is no universal three-region minimum). Region examples come from authoritative config (REG-002 —</w:t>
       </w:r>
       <w:r>
         <w:t xml:space="preserve"> </w:t>
@@ -3139,7 +3401,23 @@
         <w:t xml:space="preserve">Switzerland North</w:t>
       </w:r>
       <w:r>
-        <w:t xml:space="preserve">).</w:t>
+        <w:t xml:space="preserve">); Japan East is a</w:t>
+      </w:r>
+      <w:r>
+        <w:t xml:space="preserve"> </w:t>
+      </w:r>
+      <w:r>
+        <w:rPr>
+          <w:bCs/>
+          <w:b/>
+        </w:rPr>
+        <w:t xml:space="preserve">pending</w:t>
+      </w:r>
+      <w:r>
+        <w:t xml:space="preserve"> </w:t>
+      </w:r>
+      <w:r>
+        <w:t xml:space="preserve">Asia Pacific addition awaiting confirmation.</w:t>
       </w:r>
       <w:r>
         <w:t xml:space="preserve"> </w:t>
@@ -3166,7 +3444,7 @@
         <w:t xml:space="preserve"> </w:t>
       </w:r>
       <w:r>
-        <w:t xml:space="preserve">Standard (auto-selectable/scored), Restricted (production-only by exception, never CVAL/DR), Cross-Geo Extension (DR-only, approved paths — Middle East →</w:t>
+        <w:t xml:space="preserve">Standard (auto-selectable/scored), Restricted (production-only by exception, never CVAL/DR — e.g. East US 2, North Europe, West Europe), Cross-Geo Extension (DR-only, approved paths — Middle East →</w:t>
       </w:r>
       <w:r>
         <w:t xml:space="preserve"> </w:t>
@@ -5443,13 +5721,13 @@
       </w:r>
     </w:p>
     <w:bookmarkEnd w:id="46"/>
-    <w:bookmarkStart w:id="47" w:name="X66aa9c35ab19a5c928ba5443c218a0fe912491a"/>
+    <w:bookmarkStart w:id="47" w:name="X8ff1d46925ac9648701ea601721daf92bb1c3c9"/>
     <w:p>
       <w:pPr>
         <w:pStyle w:val="Heading2"/>
       </w:pPr>
       <w:r>
-        <w:t xml:space="preserve">9. Requirement Traceability Matrix (Baseline v2.2 → FDD)</w:t>
+        <w:t xml:space="preserve">9. Requirement Traceability Matrix (Baseline v2.3 → FDD)</w:t>
       </w:r>
     </w:p>
     <w:tbl>
@@ -5512,7 +5790,7 @@
               <w:jc w:val="left"/>
             </w:pPr>
             <w:r>
-              <w:t xml:space="preserve">Section 4.4 (catalogue, three-region min, Switzerland North)</w:t>
+              <w:t xml:space="preserve">Section 4.4 (catalogue, per-geography distribution model, Switzerland North)</w:t>
             </w:r>
           </w:p>
         </w:tc>
@@ -5526,19 +5804,19 @@
               <w:jc w:val="left"/>
             </w:pPr>
             <w:r>
-              <w:t xml:space="preserve">ENV-001..007</w:t>
-            </w:r>
-          </w:p>
-        </w:tc>
-        <w:tc>
-          <w:tcPr/>
-          <w:p>
-            <w:pPr>
-              <w:pStyle w:val="Compact"/>
-              <w:jc w:val="left"/>
-            </w:pPr>
-            <w:r>
-              <w:t xml:space="preserve">Section 4.4 (env separation), Section 4.5 (roles)</w:t>
+              <w:t xml:space="preserve">PLC-010a</w:t>
+            </w:r>
+          </w:p>
+        </w:tc>
+        <w:tc>
+          <w:tcPr/>
+          <w:p>
+            <w:pPr>
+              <w:pStyle w:val="Compact"/>
+              <w:jc w:val="left"/>
+            </w:pPr>
+            <w:r>
+              <w:t xml:space="preserve">Section 4.4 (two-region CVAL/DR co-location)</w:t>
             </w:r>
           </w:p>
         </w:tc>
@@ -5552,19 +5830,19 @@
               <w:jc w:val="left"/>
             </w:pPr>
             <w:r>
-              <w:t xml:space="preserve">CAP-001..019</w:t>
-            </w:r>
-          </w:p>
-        </w:tc>
-        <w:tc>
-          <w:tcPr/>
-          <w:p>
-            <w:pPr>
-              <w:pStyle w:val="Compact"/>
-              <w:jc w:val="left"/>
-            </w:pPr>
-            <w:r>
-              <w:t xml:space="preserve">Section 4.1, Section 5(2), F5</w:t>
+              <w:t xml:space="preserve">ENV-001..007</w:t>
+            </w:r>
+          </w:p>
+        </w:tc>
+        <w:tc>
+          <w:tcPr/>
+          <w:p>
+            <w:pPr>
+              <w:pStyle w:val="Compact"/>
+              <w:jc w:val="left"/>
+            </w:pPr>
+            <w:r>
+              <w:t xml:space="preserve">Section 4.4 (env separation), Section 4.5 (roles)</w:t>
             </w:r>
           </w:p>
         </w:tc>
@@ -5578,19 +5856,19 @@
               <w:jc w:val="left"/>
             </w:pPr>
             <w:r>
-              <w:t xml:space="preserve">QUA-001..014</w:t>
-            </w:r>
-          </w:p>
-        </w:tc>
-        <w:tc>
-          <w:tcPr/>
-          <w:p>
-            <w:pPr>
-              <w:pStyle w:val="Compact"/>
-              <w:jc w:val="left"/>
-            </w:pPr>
-            <w:r>
-              <w:t xml:space="preserve">Section 4.2</w:t>
+              <w:t xml:space="preserve">CAP-001..019</w:t>
+            </w:r>
+          </w:p>
+        </w:tc>
+        <w:tc>
+          <w:tcPr/>
+          <w:p>
+            <w:pPr>
+              <w:pStyle w:val="Compact"/>
+              <w:jc w:val="left"/>
+            </w:pPr>
+            <w:r>
+              <w:t xml:space="preserve">Section 4.1, Section 5(2), F5</w:t>
             </w:r>
           </w:p>
         </w:tc>
@@ -5604,19 +5882,19 @@
               <w:jc w:val="left"/>
             </w:pPr>
             <w:r>
-              <w:t xml:space="preserve">RDY-001..004</w:t>
-            </w:r>
-          </w:p>
-        </w:tc>
-        <w:tc>
-          <w:tcPr/>
-          <w:p>
-            <w:pPr>
-              <w:pStyle w:val="Compact"/>
-              <w:jc w:val="left"/>
-            </w:pPr>
-            <w:r>
-              <w:t xml:space="preserve">Section 4.3, F8</w:t>
+              <w:t xml:space="preserve">QUA-001..014</w:t>
+            </w:r>
+          </w:p>
+        </w:tc>
+        <w:tc>
+          <w:tcPr/>
+          <w:p>
+            <w:pPr>
+              <w:pStyle w:val="Compact"/>
+              <w:jc w:val="left"/>
+            </w:pPr>
+            <w:r>
+              <w:t xml:space="preserve">Section 4.2</w:t>
             </w:r>
           </w:p>
         </w:tc>
@@ -5630,19 +5908,19 @@
               <w:jc w:val="left"/>
             </w:pPr>
             <w:r>
-              <w:t xml:space="preserve">PLC-001..010</w:t>
-            </w:r>
-          </w:p>
-        </w:tc>
-        <w:tc>
-          <w:tcPr/>
-          <w:p>
-            <w:pPr>
-              <w:pStyle w:val="Compact"/>
-              <w:jc w:val="left"/>
-            </w:pPr>
-            <w:r>
-              <w:t xml:space="preserve">Section 4.4, F4</w:t>
+              <w:t xml:space="preserve">RDY-001..004</w:t>
+            </w:r>
+          </w:p>
+        </w:tc>
+        <w:tc>
+          <w:tcPr/>
+          <w:p>
+            <w:pPr>
+              <w:pStyle w:val="Compact"/>
+              <w:jc w:val="left"/>
+            </w:pPr>
+            <w:r>
+              <w:t xml:space="preserve">Section 4.3, F8</w:t>
             </w:r>
           </w:p>
         </w:tc>
@@ -5656,19 +5934,19 @@
               <w:jc w:val="left"/>
             </w:pPr>
             <w:r>
-              <w:t xml:space="preserve">DR-001..019</w:t>
-            </w:r>
-          </w:p>
-        </w:tc>
-        <w:tc>
-          <w:tcPr/>
-          <w:p>
-            <w:pPr>
-              <w:pStyle w:val="Compact"/>
-              <w:jc w:val="left"/>
-            </w:pPr>
-            <w:r>
-              <w:t xml:space="preserve">Section 4.5, F6, F7, Section 6</w:t>
+              <w:t xml:space="preserve">PLC-001..010</w:t>
+            </w:r>
+          </w:p>
+        </w:tc>
+        <w:tc>
+          <w:tcPr/>
+          <w:p>
+            <w:pPr>
+              <w:pStyle w:val="Compact"/>
+              <w:jc w:val="left"/>
+            </w:pPr>
+            <w:r>
+              <w:t xml:space="preserve">Section 4.4, F4</w:t>
             </w:r>
           </w:p>
         </w:tc>
@@ -5682,19 +5960,19 @@
               <w:jc w:val="left"/>
             </w:pPr>
             <w:r>
-              <w:t xml:space="preserve">FIN-001..008</w:t>
-            </w:r>
-          </w:p>
-        </w:tc>
-        <w:tc>
-          <w:tcPr/>
-          <w:p>
-            <w:pPr>
-              <w:pStyle w:val="Compact"/>
-              <w:jc w:val="left"/>
-            </w:pPr>
-            <w:r>
-              <w:t xml:space="preserve">Section 4.6</w:t>
+              <w:t xml:space="preserve">DR-001..019</w:t>
+            </w:r>
+          </w:p>
+        </w:tc>
+        <w:tc>
+          <w:tcPr/>
+          <w:p>
+            <w:pPr>
+              <w:pStyle w:val="Compact"/>
+              <w:jc w:val="left"/>
+            </w:pPr>
+            <w:r>
+              <w:t xml:space="preserve">Section 4.5, F6, F7, Section 6</w:t>
             </w:r>
           </w:p>
         </w:tc>
@@ -5708,19 +5986,19 @@
               <w:jc w:val="left"/>
             </w:pPr>
             <w:r>
-              <w:t xml:space="preserve">INT-001..007</w:t>
-            </w:r>
-          </w:p>
-        </w:tc>
-        <w:tc>
-          <w:tcPr/>
-          <w:p>
-            <w:pPr>
-              <w:pStyle w:val="Compact"/>
-              <w:jc w:val="left"/>
-            </w:pPr>
-            <w:r>
-              <w:t xml:space="preserve">Section 4.7, F1</w:t>
+              <w:t xml:space="preserve">FIN-001..008</w:t>
+            </w:r>
+          </w:p>
+        </w:tc>
+        <w:tc>
+          <w:tcPr/>
+          <w:p>
+            <w:pPr>
+              <w:pStyle w:val="Compact"/>
+              <w:jc w:val="left"/>
+            </w:pPr>
+            <w:r>
+              <w:t xml:space="preserve">Section 4.6</w:t>
             </w:r>
           </w:p>
         </w:tc>
@@ -5734,19 +6012,19 @@
               <w:jc w:val="left"/>
             </w:pPr>
             <w:r>
-              <w:t xml:space="preserve">DAT-001..006</w:t>
-            </w:r>
-          </w:p>
-        </w:tc>
-        <w:tc>
-          <w:tcPr/>
-          <w:p>
-            <w:pPr>
-              <w:pStyle w:val="Compact"/>
-              <w:jc w:val="left"/>
-            </w:pPr>
-            <w:r>
-              <w:t xml:space="preserve">Section 6</w:t>
+              <w:t xml:space="preserve">INT-001..007</w:t>
+            </w:r>
+          </w:p>
+        </w:tc>
+        <w:tc>
+          <w:tcPr/>
+          <w:p>
+            <w:pPr>
+              <w:pStyle w:val="Compact"/>
+              <w:jc w:val="left"/>
+            </w:pPr>
+            <w:r>
+              <w:t xml:space="preserve">Section 4.7, F1</w:t>
             </w:r>
           </w:p>
         </w:tc>
@@ -5760,19 +6038,19 @@
               <w:jc w:val="left"/>
             </w:pPr>
             <w:r>
-              <w:t xml:space="preserve">OBS-001..005</w:t>
-            </w:r>
-          </w:p>
-        </w:tc>
-        <w:tc>
-          <w:tcPr/>
-          <w:p>
-            <w:pPr>
-              <w:pStyle w:val="Compact"/>
-              <w:jc w:val="left"/>
-            </w:pPr>
-            <w:r>
-              <w:t xml:space="preserve">Section 4.8</w:t>
+              <w:t xml:space="preserve">DAT-001..006</w:t>
+            </w:r>
+          </w:p>
+        </w:tc>
+        <w:tc>
+          <w:tcPr/>
+          <w:p>
+            <w:pPr>
+              <w:pStyle w:val="Compact"/>
+              <w:jc w:val="left"/>
+            </w:pPr>
+            <w:r>
+              <w:t xml:space="preserve">Section 6</w:t>
             </w:r>
           </w:p>
         </w:tc>
@@ -5786,19 +6064,19 @@
               <w:jc w:val="left"/>
             </w:pPr>
             <w:r>
-              <w:t xml:space="preserve">GOV-001..009</w:t>
-            </w:r>
-          </w:p>
-        </w:tc>
-        <w:tc>
-          <w:tcPr/>
-          <w:p>
-            <w:pPr>
-              <w:pStyle w:val="Compact"/>
-              <w:jc w:val="left"/>
-            </w:pPr>
-            <w:r>
-              <w:t xml:space="preserve">Section 4.8, Section 7</w:t>
+              <w:t xml:space="preserve">OBS-001..005</w:t>
+            </w:r>
+          </w:p>
+        </w:tc>
+        <w:tc>
+          <w:tcPr/>
+          <w:p>
+            <w:pPr>
+              <w:pStyle w:val="Compact"/>
+              <w:jc w:val="left"/>
+            </w:pPr>
+            <w:r>
+              <w:t xml:space="preserve">Section 4.8</w:t>
             </w:r>
           </w:p>
         </w:tc>
@@ -5812,19 +6090,19 @@
               <w:jc w:val="left"/>
             </w:pPr>
             <w:r>
-              <w:t xml:space="preserve">NFR-001..010</w:t>
-            </w:r>
-          </w:p>
-        </w:tc>
-        <w:tc>
-          <w:tcPr/>
-          <w:p>
-            <w:pPr>
-              <w:pStyle w:val="Compact"/>
-              <w:jc w:val="left"/>
-            </w:pPr>
-            <w:r>
-              <w:t xml:space="preserve">Section 4.3 (fail-safe), Section 4.7 (idempotency), Section 5, Section 6</w:t>
+              <w:t xml:space="preserve">GOV-001..009</w:t>
+            </w:r>
+          </w:p>
+        </w:tc>
+        <w:tc>
+          <w:tcPr/>
+          <w:p>
+            <w:pPr>
+              <w:pStyle w:val="Compact"/>
+              <w:jc w:val="left"/>
+            </w:pPr>
+            <w:r>
+              <w:t xml:space="preserve">Section 4.8, Section 7</w:t>
             </w:r>
           </w:p>
         </w:tc>
@@ -5838,19 +6116,19 @@
               <w:jc w:val="left"/>
             </w:pPr>
             <w:r>
-              <w:t xml:space="preserve">OPS-001..005</w:t>
-            </w:r>
-          </w:p>
-        </w:tc>
-        <w:tc>
-          <w:tcPr/>
-          <w:p>
-            <w:pPr>
-              <w:pStyle w:val="Compact"/>
-              <w:jc w:val="left"/>
-            </w:pPr>
-            <w:r>
-              <w:t xml:space="preserve">Section 4.8, Section 5</w:t>
+              <w:t xml:space="preserve">NFR-001..010</w:t>
+            </w:r>
+          </w:p>
+        </w:tc>
+        <w:tc>
+          <w:tcPr/>
+          <w:p>
+            <w:pPr>
+              <w:pStyle w:val="Compact"/>
+              <w:jc w:val="left"/>
+            </w:pPr>
+            <w:r>
+              <w:t xml:space="preserve">Section 4.3 (fail-safe), Section 4.7 (idempotency), Section 5, Section 6</w:t>
             </w:r>
           </w:p>
         </w:tc>
@@ -5864,6 +6142,32 @@
               <w:jc w:val="left"/>
             </w:pPr>
             <w:r>
+              <w:t xml:space="preserve">OPS-001..005</w:t>
+            </w:r>
+          </w:p>
+        </w:tc>
+        <w:tc>
+          <w:tcPr/>
+          <w:p>
+            <w:pPr>
+              <w:pStyle w:val="Compact"/>
+              <w:jc w:val="left"/>
+            </w:pPr>
+            <w:r>
+              <w:t xml:space="preserve">Section 4.8, Section 5</w:t>
+            </w:r>
+          </w:p>
+        </w:tc>
+      </w:tr>
+      <w:tr>
+        <w:tc>
+          <w:tcPr/>
+          <w:p>
+            <w:pPr>
+              <w:pStyle w:val="Compact"/>
+              <w:jc w:val="left"/>
+            </w:pPr>
+            <w:r>
               <w:t xml:space="preserve">POC-001..011 / DEC-001..003 / DEP-001</w:t>
             </w:r>
           </w:p>
@@ -5891,7 +6195,7 @@
           <w:iCs/>
           <w:i/>
         </w:rPr>
-        <w:t xml:space="preserve">Every Baseline v2.2 requirement ID resolves to at least one FDD section above. Detailed component/algorithm-level traceability is completed in the TDD Section 17.</w:t>
+        <w:t xml:space="preserve">Every Baseline v2.3 requirement ID resolves to at least one FDD section above. Detailed component/algorithm-level traceability is completed in the TDD Section 17.</w:t>
       </w:r>
     </w:p>
     <w:p>

--- a/docs/design/acrme_functional_design_document.docx
+++ b/docs/design/acrme_functional_design_document.docx
@@ -176,7 +176,7 @@
                 <w:bCs/>
                 <w:b/>
               </w:rPr>
-              <w:t xml:space="preserve">v2.3</w:t>
+              <w:t xml:space="preserve">v2.4</w:t>
             </w:r>
             <w:r>
               <w:t xml:space="preserve"> </w:t>
@@ -318,7 +318,7 @@
         <w:t xml:space="preserve"> </w:t>
       </w:r>
       <w:r>
-        <w:t xml:space="preserve">ACRME does — its functional behaviour, flows, states, and rules — traceable to every requirement in Baseline v2.3. It is implementation-neutral; the</w:t>
+        <w:t xml:space="preserve">ACRME does — its functional behaviour, flows, states, and rules — traceable to every requirement in Baseline v2.4. It is implementation-neutral; the</w:t>
       </w:r>
       <w:r>
         <w:t xml:space="preserve"> </w:t>
@@ -348,6 +348,259 @@
       </w:r>
       <w:r>
         <w:t xml:space="preserve">: all normative detail (readiness states, engine modes, formulas, classification tables, validation rules) is inlined, not referenced externally.</w:t>
+      </w:r>
+    </w:p>
+    <w:p>
+      <w:pPr>
+        <w:pStyle w:val="BlockText"/>
+      </w:pPr>
+      <w:r>
+        <w:rPr>
+          <w:bCs/>
+          <w:b/>
+        </w:rPr>
+        <w:t xml:space="preserve">Reconciliation note (v2.4 — reservation-model gaps).</w:t>
+      </w:r>
+      <w:r>
+        <w:t xml:space="preserve"> </w:t>
+      </w:r>
+      <w:r>
+        <w:t xml:space="preserve">This revision folds the reviewed architecture-diagram gaps into the functional design:</w:t>
+      </w:r>
+      <w:r>
+        <w:t xml:space="preserve"> </w:t>
+      </w:r>
+      <w:r>
+        <w:rPr>
+          <w:bCs/>
+          <w:b/>
+        </w:rPr>
+        <w:t xml:space="preserve">reservation eligibility</w:t>
+      </w:r>
+      <w:r>
+        <w:t xml:space="preserve"> </w:t>
+      </w:r>
+      <w:r>
+        <w:t xml:space="preserve">now explicitly excludes</w:t>
+      </w:r>
+      <w:r>
+        <w:t xml:space="preserve"> </w:t>
+      </w:r>
+      <w:r>
+        <w:rPr>
+          <w:bCs/>
+          <w:b/>
+        </w:rPr>
+        <w:t xml:space="preserve">Availability-Set VMs</w:t>
+      </w:r>
+      <w:r>
+        <w:t xml:space="preserve"> </w:t>
+      </w:r>
+      <w:r>
+        <w:t xml:space="preserve">(CAP-020) and requires a</w:t>
+      </w:r>
+      <w:r>
+        <w:t xml:space="preserve"> </w:t>
+      </w:r>
+      <w:r>
+        <w:rPr>
+          <w:bCs/>
+          <w:b/>
+        </w:rPr>
+        <w:t xml:space="preserve">deallocate/redeploy-to-AZ onboarding precondition</w:t>
+      </w:r>
+      <w:r>
+        <w:t xml:space="preserve"> </w:t>
+      </w:r>
+      <w:r>
+        <w:t xml:space="preserve">(CAP-021); the managed estate is initialised as a</w:t>
+      </w:r>
+      <w:r>
+        <w:t xml:space="preserve"> </w:t>
+      </w:r>
+      <w:r>
+        <w:rPr>
+          <w:bCs/>
+          <w:b/>
+        </w:rPr>
+        <w:t xml:space="preserve">seed matrix of count-0 reservations</w:t>
+      </w:r>
+      <w:r>
+        <w:t xml:space="preserve"> </w:t>
+      </w:r>
+      <w:r>
+        <w:t xml:space="preserve">per eligible SKU×region×AZ under</w:t>
+      </w:r>
+      <w:r>
+        <w:t xml:space="preserve"> </w:t>
+      </w:r>
+      <w:r>
+        <w:rPr>
+          <w:bCs/>
+          <w:b/>
+        </w:rPr>
+        <w:t xml:space="preserve">product-team budget governance</w:t>
+      </w:r>
+      <w:r>
+        <w:t xml:space="preserve"> </w:t>
+      </w:r>
+      <w:r>
+        <w:t xml:space="preserve">(CAP-022), reconciled with</w:t>
+      </w:r>
+      <w:r>
+        <w:t xml:space="preserve"> </w:t>
+      </w:r>
+      <w:r>
+        <w:rPr>
+          <w:bCs/>
+          <w:b/>
+        </w:rPr>
+        <w:t xml:space="preserve">reactive SKU/AZ discovery</w:t>
+      </w:r>
+      <w:r>
+        <w:t xml:space="preserve"> </w:t>
+      </w:r>
+      <w:r>
+        <w:t xml:space="preserve">that auto-creates a reservation and simultaneously raises a scope-file governance item (CAP-024, reconciling CAP-019); reservations are organised into an explicit</w:t>
+      </w:r>
+      <w:r>
+        <w:t xml:space="preserve"> </w:t>
+      </w:r>
+      <w:r>
+        <w:rPr>
+          <w:bCs/>
+          <w:b/>
+        </w:rPr>
+        <w:t xml:space="preserve">regional + per-AZ CRG structure per environment</w:t>
+      </w:r>
+      <w:r>
+        <w:t xml:space="preserve"> </w:t>
+      </w:r>
+      <w:r>
+        <w:t xml:space="preserve">(CAP-023); VMs are placed toward an</w:t>
+      </w:r>
+      <w:r>
+        <w:t xml:space="preserve"> </w:t>
+      </w:r>
+      <w:r>
+        <w:rPr>
+          <w:bCs/>
+          <w:b/>
+        </w:rPr>
+        <w:t xml:space="preserve">even ≈1/zone_count per-zone distribution with a rebalancing action</w:t>
+      </w:r>
+      <w:r>
+        <w:t xml:space="preserve"> </w:t>
+      </w:r>
+      <w:r>
+        <w:t xml:space="preserve">(PLC-011); a shared</w:t>
+      </w:r>
+      <w:r>
+        <w:t xml:space="preserve"> </w:t>
+      </w:r>
+      <w:r>
+        <w:rPr>
+          <w:bCs/>
+          <w:b/>
+        </w:rPr>
+        <w:t xml:space="preserve">core subscription is classified entirely production</w:t>
+      </w:r>
+      <w:r>
+        <w:t xml:space="preserve"> </w:t>
+      </w:r>
+      <w:r>
+        <w:t xml:space="preserve">(CAP-001a); the</w:t>
+      </w:r>
+      <w:r>
+        <w:t xml:space="preserve"> </w:t>
+      </w:r>
+      <w:r>
+        <w:rPr>
+          <w:bCs/>
+          <w:b/>
+        </w:rPr>
+        <w:t xml:space="preserve">decommissioning-workflow boundary</w:t>
+      </w:r>
+      <w:r>
+        <w:t xml:space="preserve"> </w:t>
+      </w:r>
+      <w:r>
+        <w:t xml:space="preserve">(automatic right-sizing to</w:t>
+      </w:r>
+      <w:r>
+        <w:t xml:space="preserve"> </w:t>
+      </w:r>
+      <w:r>
+        <w:rPr>
+          <w:rStyle w:val="VerbatimChar"/>
+        </w:rPr>
+        <w:t xml:space="preserve">allocated + buffer</w:t>
+      </w:r>
+      <w:r>
+        <w:t xml:space="preserve"> </w:t>
+      </w:r>
+      <w:r>
+        <w:t xml:space="preserve">vs gated retirement/deletion) is made explicit (CAP-008/CAP-010); and a deterministic</w:t>
+      </w:r>
+      <w:r>
+        <w:t xml:space="preserve"> </w:t>
+      </w:r>
+      <w:r>
+        <w:rPr>
+          <w:bCs/>
+          <w:b/>
+        </w:rPr>
+        <w:t xml:space="preserve">RG/CRG/subscription naming convention + counter</w:t>
+      </w:r>
+      <w:r>
+        <w:t xml:space="preserve"> </w:t>
+      </w:r>
+      <w:r>
+        <w:t xml:space="preserve">is adopted (OPS-006, C-12).</w:t>
+      </w:r>
+      <w:r>
+        <w:t xml:space="preserve"> </w:t>
+      </w:r>
+      <w:r>
+        <w:t xml:space="preserve">“</w:t>
+      </w:r>
+      <w:r>
+        <w:rPr>
+          <w:bCs/>
+          <w:b/>
+        </w:rPr>
+        <w:t xml:space="preserve">Seed reservation</w:t>
+      </w:r>
+      <w:r>
+        <w:t xml:space="preserve">”</w:t>
+      </w:r>
+      <w:r>
+        <w:t xml:space="preserve"> </w:t>
+      </w:r>
+      <w:r>
+        <w:t xml:space="preserve">(a count-0 reservation) is disambiguated from the placement</w:t>
+      </w:r>
+      <w:r>
+        <w:t xml:space="preserve"> </w:t>
+      </w:r>
+      <w:r>
+        <w:t xml:space="preserve">“</w:t>
+      </w:r>
+      <w:r>
+        <w:rPr>
+          <w:bCs/>
+          <w:b/>
+        </w:rPr>
+        <w:t xml:space="preserve">seed record</w:t>
+      </w:r>
+      <w:r>
+        <w:t xml:space="preserve">”</w:t>
+      </w:r>
+      <w:r>
+        <w:t xml:space="preserve"> </w:t>
+      </w:r>
+      <w:r>
+        <w:t xml:space="preserve">(PLC-003).</w:t>
       </w:r>
     </w:p>
     <w:p>
@@ -2382,13 +2635,13 @@
         <w:t xml:space="preserve">4. Functional Capabilities</w:t>
       </w:r>
     </w:p>
-    <w:bookmarkStart w:id="29" w:name="X9eca0a36453d16f207aa7cc644158f26a54f230"/>
+    <w:bookmarkStart w:id="29" w:name="Xbd150d36a12df02975299a522cd12b8226b2442"/>
     <w:p>
       <w:pPr>
         <w:pStyle w:val="Heading3"/>
       </w:pPr>
       <w:r>
-        <w:t xml:space="preserve">4.1 Capacity reservation management (CAP-001..019)</w:t>
+        <w:t xml:space="preserve">4.1 Capacity reservation management (CAP-001..024)</w:t>
       </w:r>
     </w:p>
     <w:p>
@@ -2400,7 +2653,23 @@
         <w:pStyle w:val="Compact"/>
       </w:pPr>
       <w:r>
-        <w:t xml:space="preserve">ACRME maintains reservation state per subscription/region/zone/SKU-family/environment/product and correlates it with quota state (CAP-001, CAP-002).</w:t>
+        <w:t xml:space="preserve">ACRME maintains reservation state per subscription/region/zone/SKU-family/environment/product and correlates it with quota state (CAP-001, CAP-002). VMs in a shared</w:t>
+      </w:r>
+      <w:r>
+        <w:t xml:space="preserve"> </w:t>
+      </w:r>
+      <w:r>
+        <w:rPr>
+          <w:bCs/>
+          <w:b/>
+        </w:rPr>
+        <w:t xml:space="preserve">core subscription are classified production</w:t>
+      </w:r>
+      <w:r>
+        <w:t xml:space="preserve"> </w:t>
+      </w:r>
+      <w:r>
+        <w:t xml:space="preserve">for buffer/coverage purposes (CAP-001a).</w:t>
       </w:r>
       <w:r>
         <w:t xml:space="preserve"> </w:t>
@@ -2531,6 +2800,444 @@
         <w:t xml:space="preserve">[Decided]</w:t>
       </w:r>
     </w:p>
+    <w:p>
+      <w:pPr>
+        <w:pStyle w:val="FirstParagraph"/>
+      </w:pPr>
+      <w:r>
+        <w:rPr>
+          <w:bCs/>
+          <w:b/>
+        </w:rPr>
+        <w:t xml:space="preserve">Reservation eligibility &amp; onboarding (CAP-020/CAP-021).</w:t>
+      </w:r>
+      <w:r>
+        <w:t xml:space="preserve"> </w:t>
+      </w:r>
+      <w:r>
+        <w:t xml:space="preserve">-</w:t>
+      </w:r>
+      <w:r>
+        <w:t xml:space="preserve"> </w:t>
+      </w:r>
+      <w:r>
+        <w:rPr>
+          <w:bCs/>
+          <w:b/>
+        </w:rPr>
+        <w:t xml:space="preserve">Availability-Set VMs are ineligible</w:t>
+      </w:r>
+      <w:r>
+        <w:t xml:space="preserve"> </w:t>
+      </w:r>
+      <w:r>
+        <w:t xml:space="preserve">for Capacity Reservations — the constructs are mutually exclusive. ACRME excludes them from eligibility and from the</w:t>
+      </w:r>
+      <w:r>
+        <w:t xml:space="preserve"> </w:t>
+      </w:r>
+      <w:r>
+        <w:rPr>
+          <w:rStyle w:val="VerbatimChar"/>
+        </w:rPr>
+        <w:t xml:space="preserve">allocated</w:t>
+      </w:r>
+      <w:r>
+        <w:t xml:space="preserve">/</w:t>
+      </w:r>
+      <w:r>
+        <w:rPr>
+          <w:rStyle w:val="VerbatimChar"/>
+        </w:rPr>
+        <w:t xml:space="preserve">associated</w:t>
+      </w:r>
+      <w:r>
+        <w:t xml:space="preserve"> </w:t>
+      </w:r>
+      <w:r>
+        <w:t xml:space="preserve">counts that drive CAP-003 targets, and surfaces any managed-scope Availability-Set VM as a non-eligible exception with a remediation action (CAP-020).</w:t>
+      </w:r>
+      <w:r>
+        <w:t xml:space="preserve"> </w:t>
+      </w:r>
+      <w:r>
+        <w:rPr>
+          <w:rStyle w:val="VerbatimChar"/>
+        </w:rPr>
+        <w:t xml:space="preserve">[Decided]</w:t>
+      </w:r>
+      <w:r>
+        <w:t xml:space="preserve"> </w:t>
+      </w:r>
+      <w:r>
+        <w:t xml:space="preserve">-</w:t>
+      </w:r>
+      <w:r>
+        <w:t xml:space="preserve"> </w:t>
+      </w:r>
+      <w:r>
+        <w:rPr>
+          <w:bCs/>
+          <w:b/>
+        </w:rPr>
+        <w:t xml:space="preserve">Onboarding precondition:</w:t>
+      </w:r>
+      <w:r>
+        <w:t xml:space="preserve"> </w:t>
+      </w:r>
+      <w:r>
+        <w:t xml:space="preserve">a VM must occupy a reservation-eligible placement — an availability zone (preferred), or regional placement only where the SKU has no zonal support. An ineligible VM must first be</w:t>
+      </w:r>
+      <w:r>
+        <w:t xml:space="preserve"> </w:t>
+      </w:r>
+      <w:r>
+        <w:rPr>
+          <w:bCs/>
+          <w:b/>
+        </w:rPr>
+        <w:t xml:space="preserve">deallocated and redeployed into an AZ</w:t>
+      </w:r>
+      <w:r>
+        <w:t xml:space="preserve"> </w:t>
+      </w:r>
+      <w:r>
+        <w:t xml:space="preserve">(or migrated per runbook); ACRME records the required action and never auto-migrates running workloads (CAP-021).</w:t>
+      </w:r>
+      <w:r>
+        <w:t xml:space="preserve"> </w:t>
+      </w:r>
+      <w:r>
+        <w:rPr>
+          <w:rStyle w:val="VerbatimChar"/>
+        </w:rPr>
+        <w:t xml:space="preserve">[Decided]</w:t>
+      </w:r>
+    </w:p>
+    <w:p>
+      <w:pPr>
+        <w:pStyle w:val="BodyText"/>
+      </w:pPr>
+      <w:r>
+        <w:rPr>
+          <w:bCs/>
+          <w:b/>
+        </w:rPr>
+        <w:t xml:space="preserve">Seed matrix, reactive discovery &amp; CRG structure (CAP-022/CAP-023/CAP-024).</w:t>
+      </w:r>
+      <w:r>
+        <w:t xml:space="preserve"> </w:t>
+      </w:r>
+      <w:r>
+        <w:t xml:space="preserve">- The managed estate is initialised as a</w:t>
+      </w:r>
+      <w:r>
+        <w:t xml:space="preserve"> </w:t>
+      </w:r>
+      <w:r>
+        <w:rPr>
+          <w:bCs/>
+          <w:b/>
+        </w:rPr>
+        <w:t xml:space="preserve">seed matrix of count-0 reservations</w:t>
+      </w:r>
+      <w:r>
+        <w:t xml:space="preserve"> </w:t>
+      </w:r>
+      <w:r>
+        <w:t xml:space="preserve">(</w:t>
+      </w:r>
+      <w:r>
+        <w:t xml:space="preserve">“</w:t>
+      </w:r>
+      <w:r>
+        <w:t xml:space="preserve">seed reservations</w:t>
+      </w:r>
+      <w:r>
+        <w:t xml:space="preserve">”</w:t>
+      </w:r>
+      <w:r>
+        <w:t xml:space="preserve">) for every eligible SKU×region×AZ, created in the correct CRG at reserved quantity 0 so reconciliation can scale up the instant demand appears. Entry into the matrix requires an owning</w:t>
+      </w:r>
+      <w:r>
+        <w:t xml:space="preserve"> </w:t>
+      </w:r>
+      <w:r>
+        <w:rPr>
+          <w:bCs/>
+          <w:b/>
+        </w:rPr>
+        <w:t xml:space="preserve">product team + approved budget line</w:t>
+      </w:r>
+      <w:r>
+        <w:t xml:space="preserve"> </w:t>
+      </w:r>
+      <w:r>
+        <w:t xml:space="preserve">(CAP-022). This</w:t>
+      </w:r>
+      <w:r>
+        <w:t xml:space="preserve"> </w:t>
+      </w:r>
+      <w:r>
+        <w:t xml:space="preserve">“</w:t>
+      </w:r>
+      <w:r>
+        <w:t xml:space="preserve">seed reservation</w:t>
+      </w:r>
+      <w:r>
+        <w:t xml:space="preserve">”</w:t>
+      </w:r>
+      <w:r>
+        <w:t xml:space="preserve"> </w:t>
+      </w:r>
+      <w:r>
+        <w:t xml:space="preserve">is distinct from the placement</w:t>
+      </w:r>
+      <w:r>
+        <w:t xml:space="preserve"> </w:t>
+      </w:r>
+      <w:r>
+        <w:t xml:space="preserve">“</w:t>
+      </w:r>
+      <w:r>
+        <w:t xml:space="preserve">seed record</w:t>
+      </w:r>
+      <w:r>
+        <w:t xml:space="preserve">”</w:t>
+      </w:r>
+      <w:r>
+        <w:t xml:space="preserve"> </w:t>
+      </w:r>
+      <w:r>
+        <w:t xml:space="preserve">(PLC-003).</w:t>
+      </w:r>
+      <w:r>
+        <w:t xml:space="preserve"> </w:t>
+      </w:r>
+      <w:r>
+        <w:rPr>
+          <w:rStyle w:val="VerbatimChar"/>
+        </w:rPr>
+        <w:t xml:space="preserve">[Decided]</w:t>
+      </w:r>
+      <w:r>
+        <w:t xml:space="preserve"> </w:t>
+      </w:r>
+      <w:r>
+        <w:t xml:space="preserve">- Reservations are organised into an explicit</w:t>
+      </w:r>
+      <w:r>
+        <w:t xml:space="preserve"> </w:t>
+      </w:r>
+      <w:r>
+        <w:rPr>
+          <w:bCs/>
+          <w:b/>
+        </w:rPr>
+        <w:t xml:space="preserve">regional + per-AZ CRG structure per environment</w:t>
+      </w:r>
+      <w:r>
+        <w:t xml:space="preserve"> </w:t>
+      </w:r>
+      <w:r>
+        <w:t xml:space="preserve">— one regional (non-zonal) CRG plus one CRG per AZ (e.g. </w:t>
+      </w:r>
+      <w:r>
+        <w:rPr>
+          <w:rStyle w:val="VerbatimChar"/>
+        </w:rPr>
+        <w:t xml:space="preserve">crg-pr-eus2-reg</w:t>
+      </w:r>
+      <w:r>
+        <w:t xml:space="preserve">,</w:t>
+      </w:r>
+      <w:r>
+        <w:t xml:space="preserve"> </w:t>
+      </w:r>
+      <w:r>
+        <w:rPr>
+          <w:rStyle w:val="VerbatimChar"/>
+        </w:rPr>
+        <w:t xml:space="preserve">crg-pr-eus2-az1..az3</w:t>
+      </w:r>
+      <w:r>
+        <w:t xml:space="preserve">); environments are never mixed in a CRG (CAP-023, ENV-003).</w:t>
+      </w:r>
+      <w:r>
+        <w:t xml:space="preserve"> </w:t>
+      </w:r>
+      <w:r>
+        <w:rPr>
+          <w:rStyle w:val="VerbatimChar"/>
+        </w:rPr>
+        <w:t xml:space="preserve">[Decided]</w:t>
+      </w:r>
+      <w:r>
+        <w:t xml:space="preserve"> </w:t>
+      </w:r>
+      <w:r>
+        <w:t xml:space="preserve">- On</w:t>
+      </w:r>
+      <w:r>
+        <w:t xml:space="preserve"> </w:t>
+      </w:r>
+      <w:r>
+        <w:rPr>
+          <w:bCs/>
+          <w:b/>
+        </w:rPr>
+        <w:t xml:space="preserve">reactive discovery</w:t>
+      </w:r>
+      <w:r>
+        <w:t xml:space="preserve"> </w:t>
+      </w:r>
+      <w:r>
+        <w:t xml:space="preserve">of an allocated SKU/AZ not yet in the matrix, ACRME</w:t>
+      </w:r>
+      <w:r>
+        <w:t xml:space="preserve"> </w:t>
+      </w:r>
+      <w:r>
+        <w:rPr>
+          <w:bCs/>
+          <w:b/>
+        </w:rPr>
+        <w:t xml:space="preserve">auto-creates</w:t>
+      </w:r>
+      <w:r>
+        <w:t xml:space="preserve"> </w:t>
+      </w:r>
+      <w:r>
+        <w:t xml:space="preserve">the CRG (if absent) + reservation at</w:t>
+      </w:r>
+      <w:r>
+        <w:t xml:space="preserve"> </w:t>
+      </w:r>
+      <w:r>
+        <w:rPr>
+          <w:rStyle w:val="VerbatimChar"/>
+        </w:rPr>
+        <w:t xml:space="preserve">allocated + buffer</w:t>
+      </w:r>
+      <w:r>
+        <w:t xml:space="preserve"> </w:t>
+      </w:r>
+      <w:r>
+        <w:t xml:space="preserve">to protect production immediately,</w:t>
+      </w:r>
+      <w:r>
+        <w:t xml:space="preserve"> </w:t>
+      </w:r>
+      <w:r>
+        <w:rPr>
+          <w:bCs/>
+          <w:b/>
+        </w:rPr>
+        <w:t xml:space="preserve">and simultaneously raises a scope-file governance item</w:t>
+      </w:r>
+      <w:r>
+        <w:t xml:space="preserve"> </w:t>
+      </w:r>
+      <w:r>
+        <w:t xml:space="preserve">to ratify the SKU/AZ with owner + budget — reconciling the reactive path with CAP-019/CAP-002 within the governance SLA (CAP-024).</w:t>
+      </w:r>
+      <w:r>
+        <w:t xml:space="preserve"> </w:t>
+      </w:r>
+      <w:r>
+        <w:rPr>
+          <w:rStyle w:val="VerbatimChar"/>
+        </w:rPr>
+        <w:t xml:space="preserve">[Decided]</w:t>
+      </w:r>
+    </w:p>
+    <w:p>
+      <w:pPr>
+        <w:pStyle w:val="BodyText"/>
+      </w:pPr>
+      <w:r>
+        <w:rPr>
+          <w:bCs/>
+          <w:b/>
+        </w:rPr>
+        <w:t xml:space="preserve">Decommissioning-workflow boundary (CAP-008/CAP-010).</w:t>
+      </w:r>
+      <w:r>
+        <w:t xml:space="preserve"> </w:t>
+      </w:r>
+      <w:r>
+        <w:t xml:space="preserve">Automatic reconciliation may</w:t>
+      </w:r>
+      <w:r>
+        <w:t xml:space="preserve"> </w:t>
+      </w:r>
+      <w:r>
+        <w:rPr>
+          <w:bCs/>
+          <w:b/>
+        </w:rPr>
+        <w:t xml:space="preserve">right-size a retained reservation down to</w:t>
+      </w:r>
+      <w:r>
+        <w:rPr>
+          <w:bCs/>
+          <w:b/>
+        </w:rPr>
+        <w:t xml:space="preserve"> </w:t>
+      </w:r>
+      <w:r>
+        <w:rPr>
+          <w:rStyle w:val="VerbatimChar"/>
+          <w:bCs/>
+          <w:b/>
+        </w:rPr>
+        <w:t xml:space="preserve">allocated + buffer</w:t>
+      </w:r>
+      <w:r>
+        <w:t xml:space="preserve"> </w:t>
+      </w:r>
+      <w:r>
+        <w:t xml:space="preserve">after a decommission, but reducing a reservation</w:t>
+      </w:r>
+      <w:r>
+        <w:t xml:space="preserve"> </w:t>
+      </w:r>
+      <w:r>
+        <w:rPr>
+          <w:bCs/>
+          <w:b/>
+        </w:rPr>
+        <w:t xml:space="preserve">to 0 as an intentional retirement</w:t>
+      </w:r>
+      <w:r>
+        <w:t xml:space="preserve">, deleting a CRG/reservation object, or removing a SKU/AZ from the scope file requires the</w:t>
+      </w:r>
+      <w:r>
+        <w:t xml:space="preserve"> </w:t>
+      </w:r>
+      <w:r>
+        <w:rPr>
+          <w:bCs/>
+          <w:b/>
+        </w:rPr>
+        <w:t xml:space="preserve">separate approved decommissioning workflow</w:t>
+      </w:r>
+      <w:r>
+        <w:t xml:space="preserve"> </w:t>
+      </w:r>
+      <w:r>
+        <w:t xml:space="preserve">(approval + impact analysis + audit). ACRME never infers teardown intent from a transient drop in allocated VMs.</w:t>
+      </w:r>
+      <w:r>
+        <w:t xml:space="preserve"> </w:t>
+      </w:r>
+      <w:r>
+        <w:rPr>
+          <w:rStyle w:val="VerbatimChar"/>
+        </w:rPr>
+        <w:t xml:space="preserve">[Decided]</w:t>
+      </w:r>
+    </w:p>
     <w:bookmarkEnd w:id="29"/>
     <w:bookmarkStart w:id="30" w:name="X772f6edffb11c05be1347f03e03970782405024"/>
     <w:p>
@@ -3418,6 +4125,79 @@
       </w:r>
       <w:r>
         <w:t xml:space="preserve">Asia Pacific addition awaiting confirmation.</w:t>
+      </w:r>
+      <w:r>
+        <w:t xml:space="preserve"> </w:t>
+      </w:r>
+      <w:r>
+        <w:rPr>
+          <w:rStyle w:val="VerbatimChar"/>
+        </w:rPr>
+        <w:t xml:space="preserve">[Decided]</w:t>
+      </w:r>
+    </w:p>
+    <w:p>
+      <w:pPr>
+        <w:numPr>
+          <w:ilvl w:val="0"/>
+          <w:numId w:val="1003"/>
+        </w:numPr>
+        <w:pStyle w:val="Compact"/>
+      </w:pPr>
+      <w:r>
+        <w:rPr>
+          <w:bCs/>
+          <w:b/>
+        </w:rPr>
+        <w:t xml:space="preserve">Even per-zone distribution target + rebalancing (PLC-011):</w:t>
+      </w:r>
+      <w:r>
+        <w:t xml:space="preserve"> </w:t>
+      </w:r>
+      <w:r>
+        <w:t xml:space="preserve">within a placement region, ACRME distributes VMs across the availability zones toward an</w:t>
+      </w:r>
+      <w:r>
+        <w:t xml:space="preserve"> </w:t>
+      </w:r>
+      <w:r>
+        <w:rPr>
+          <w:bCs/>
+          <w:b/>
+        </w:rPr>
+        <w:t xml:space="preserve">even target of ≈1/zone_count per zone</w:t>
+      </w:r>
+      <w:r>
+        <w:t xml:space="preserve"> </w:t>
+      </w:r>
+      <w:r>
+        <w:t xml:space="preserve">(≈33% for a three-zone region). Each placement selects the eligible zone with the greatest deficit from target subject to capacity/quota/restriction constraints; when the observed distribution drifts beyond the configurable tolerance band (</w:t>
+      </w:r>
+      <w:r>
+        <w:rPr>
+          <w:bCs/>
+          <w:b/>
+        </w:rPr>
+        <w:t xml:space="preserve">C-13</w:t>
+      </w:r>
+      <w:r>
+        <w:t xml:space="preserve">, default ±10 percentage points), a</w:t>
+      </w:r>
+      <w:r>
+        <w:t xml:space="preserve"> </w:t>
+      </w:r>
+      <w:r>
+        <w:rPr>
+          <w:bCs/>
+          <w:b/>
+        </w:rPr>
+        <w:t xml:space="preserve">rebalancing action</w:t>
+      </w:r>
+      <w:r>
+        <w:t xml:space="preserve"> </w:t>
+      </w:r>
+      <w:r>
+        <w:t xml:space="preserve">is raised so future placements (and, where policy allows, redeploys) restore balance. The target and tolerance are configuration-driven and the algorithm is defined in Baseline Appendix A.9.</w:t>
       </w:r>
       <w:r>
         <w:t xml:space="preserve"> </w:t>
@@ -5721,13 +6501,13 @@
       </w:r>
     </w:p>
     <w:bookmarkEnd w:id="46"/>
-    <w:bookmarkStart w:id="47" w:name="X8ff1d46925ac9648701ea601721daf92bb1c3c9"/>
+    <w:bookmarkStart w:id="47" w:name="Xfaeea724f12391e4ed9fe80d52457318bc4140c"/>
     <w:p>
       <w:pPr>
         <w:pStyle w:val="Heading2"/>
       </w:pPr>
       <w:r>
-        <w:t xml:space="preserve">9. Requirement Traceability Matrix (Baseline v2.3 → FDD)</w:t>
+        <w:t xml:space="preserve">9. Requirement Traceability Matrix (Baseline v2.4 → FDD)</w:t>
       </w:r>
     </w:p>
     <w:tbl>
@@ -5856,7 +6636,7 @@
               <w:jc w:val="left"/>
             </w:pPr>
             <w:r>
-              <w:t xml:space="preserve">CAP-001..019</w:t>
+              <w:t xml:space="preserve">CAP-001, CAP-001a (core = production)</w:t>
             </w:r>
           </w:p>
         </w:tc>
@@ -5882,19 +6662,19 @@
               <w:jc w:val="left"/>
             </w:pPr>
             <w:r>
-              <w:t xml:space="preserve">QUA-001..014</w:t>
-            </w:r>
-          </w:p>
-        </w:tc>
-        <w:tc>
-          <w:tcPr/>
-          <w:p>
-            <w:pPr>
-              <w:pStyle w:val="Compact"/>
-              <w:jc w:val="left"/>
-            </w:pPr>
-            <w:r>
-              <w:t xml:space="preserve">Section 4.2</w:t>
+              <w:t xml:space="preserve">CAP-002..019</w:t>
+            </w:r>
+          </w:p>
+        </w:tc>
+        <w:tc>
+          <w:tcPr/>
+          <w:p>
+            <w:pPr>
+              <w:pStyle w:val="Compact"/>
+              <w:jc w:val="left"/>
+            </w:pPr>
+            <w:r>
+              <w:t xml:space="preserve">Section 4.1, Section 5(2), F5</w:t>
             </w:r>
           </w:p>
         </w:tc>
@@ -5908,19 +6688,19 @@
               <w:jc w:val="left"/>
             </w:pPr>
             <w:r>
-              <w:t xml:space="preserve">RDY-001..004</w:t>
-            </w:r>
-          </w:p>
-        </w:tc>
-        <w:tc>
-          <w:tcPr/>
-          <w:p>
-            <w:pPr>
-              <w:pStyle w:val="Compact"/>
-              <w:jc w:val="left"/>
-            </w:pPr>
-            <w:r>
-              <w:t xml:space="preserve">Section 4.3, F8</w:t>
+              <w:t xml:space="preserve">CAP-020 (Availability-Set ineligible), CAP-021 (deallocate/migrate-to-AZ onboarding)</w:t>
+            </w:r>
+          </w:p>
+        </w:tc>
+        <w:tc>
+          <w:tcPr/>
+          <w:p>
+            <w:pPr>
+              <w:pStyle w:val="Compact"/>
+              <w:jc w:val="left"/>
+            </w:pPr>
+            <w:r>
+              <w:t xml:space="preserve">Section 4.1 (eligibility &amp; onboarding), F5</w:t>
             </w:r>
           </w:p>
         </w:tc>
@@ -5934,19 +6714,19 @@
               <w:jc w:val="left"/>
             </w:pPr>
             <w:r>
-              <w:t xml:space="preserve">PLC-001..010</w:t>
-            </w:r>
-          </w:p>
-        </w:tc>
-        <w:tc>
-          <w:tcPr/>
-          <w:p>
-            <w:pPr>
-              <w:pStyle w:val="Compact"/>
-              <w:jc w:val="left"/>
-            </w:pPr>
-            <w:r>
-              <w:t xml:space="preserve">Section 4.4, F4</w:t>
+              <w:t xml:space="preserve">CAP-022 (seed-at-0 matrix + budget governance), CAP-024 (reactive SKU discovery ↔ CAP-019)</w:t>
+            </w:r>
+          </w:p>
+        </w:tc>
+        <w:tc>
+          <w:tcPr/>
+          <w:p>
+            <w:pPr>
+              <w:pStyle w:val="Compact"/>
+              <w:jc w:val="left"/>
+            </w:pPr>
+            <w:r>
+              <w:t xml:space="preserve">Section 4.1, Section 5(2), F5</w:t>
             </w:r>
           </w:p>
         </w:tc>
@@ -5960,19 +6740,19 @@
               <w:jc w:val="left"/>
             </w:pPr>
             <w:r>
-              <w:t xml:space="preserve">DR-001..019</w:t>
-            </w:r>
-          </w:p>
-        </w:tc>
-        <w:tc>
-          <w:tcPr/>
-          <w:p>
-            <w:pPr>
-              <w:pStyle w:val="Compact"/>
-              <w:jc w:val="left"/>
-            </w:pPr>
-            <w:r>
-              <w:t xml:space="preserve">Section 4.5, F6, F7, Section 6</w:t>
+              <w:t xml:space="preserve">CAP-023 (regional + per-AZ CRG structure)</w:t>
+            </w:r>
+          </w:p>
+        </w:tc>
+        <w:tc>
+          <w:tcPr/>
+          <w:p>
+            <w:pPr>
+              <w:pStyle w:val="Compact"/>
+              <w:jc w:val="left"/>
+            </w:pPr>
+            <w:r>
+              <w:t xml:space="preserve">Section 4.1, Section 6 (entities), TDD Section 6</w:t>
             </w:r>
           </w:p>
         </w:tc>
@@ -5986,19 +6766,19 @@
               <w:jc w:val="left"/>
             </w:pPr>
             <w:r>
-              <w:t xml:space="preserve">FIN-001..008</w:t>
-            </w:r>
-          </w:p>
-        </w:tc>
-        <w:tc>
-          <w:tcPr/>
-          <w:p>
-            <w:pPr>
-              <w:pStyle w:val="Compact"/>
-              <w:jc w:val="left"/>
-            </w:pPr>
-            <w:r>
-              <w:t xml:space="preserve">Section 4.6</w:t>
+              <w:t xml:space="preserve">QUA-001..014</w:t>
+            </w:r>
+          </w:p>
+        </w:tc>
+        <w:tc>
+          <w:tcPr/>
+          <w:p>
+            <w:pPr>
+              <w:pStyle w:val="Compact"/>
+              <w:jc w:val="left"/>
+            </w:pPr>
+            <w:r>
+              <w:t xml:space="preserve">Section 4.2</w:t>
             </w:r>
           </w:p>
         </w:tc>
@@ -6012,19 +6792,19 @@
               <w:jc w:val="left"/>
             </w:pPr>
             <w:r>
-              <w:t xml:space="preserve">INT-001..007</w:t>
-            </w:r>
-          </w:p>
-        </w:tc>
-        <w:tc>
-          <w:tcPr/>
-          <w:p>
-            <w:pPr>
-              <w:pStyle w:val="Compact"/>
-              <w:jc w:val="left"/>
-            </w:pPr>
-            <w:r>
-              <w:t xml:space="preserve">Section 4.7, F1</w:t>
+              <w:t xml:space="preserve">RDY-001..004</w:t>
+            </w:r>
+          </w:p>
+        </w:tc>
+        <w:tc>
+          <w:tcPr/>
+          <w:p>
+            <w:pPr>
+              <w:pStyle w:val="Compact"/>
+              <w:jc w:val="left"/>
+            </w:pPr>
+            <w:r>
+              <w:t xml:space="preserve">Section 4.3, F8</w:t>
             </w:r>
           </w:p>
         </w:tc>
@@ -6038,19 +6818,19 @@
               <w:jc w:val="left"/>
             </w:pPr>
             <w:r>
-              <w:t xml:space="preserve">DAT-001..006</w:t>
-            </w:r>
-          </w:p>
-        </w:tc>
-        <w:tc>
-          <w:tcPr/>
-          <w:p>
-            <w:pPr>
-              <w:pStyle w:val="Compact"/>
-              <w:jc w:val="left"/>
-            </w:pPr>
-            <w:r>
-              <w:t xml:space="preserve">Section 6</w:t>
+              <w:t xml:space="preserve">PLC-001..010</w:t>
+            </w:r>
+          </w:p>
+        </w:tc>
+        <w:tc>
+          <w:tcPr/>
+          <w:p>
+            <w:pPr>
+              <w:pStyle w:val="Compact"/>
+              <w:jc w:val="left"/>
+            </w:pPr>
+            <w:r>
+              <w:t xml:space="preserve">Section 4.4, F4</w:t>
             </w:r>
           </w:p>
         </w:tc>
@@ -6064,19 +6844,19 @@
               <w:jc w:val="left"/>
             </w:pPr>
             <w:r>
-              <w:t xml:space="preserve">OBS-001..005</w:t>
-            </w:r>
-          </w:p>
-        </w:tc>
-        <w:tc>
-          <w:tcPr/>
-          <w:p>
-            <w:pPr>
-              <w:pStyle w:val="Compact"/>
-              <w:jc w:val="left"/>
-            </w:pPr>
-            <w:r>
-              <w:t xml:space="preserve">Section 4.8</w:t>
+              <w:t xml:space="preserve">PLC-011 (even zone-distribution target + rebalancing)</w:t>
+            </w:r>
+          </w:p>
+        </w:tc>
+        <w:tc>
+          <w:tcPr/>
+          <w:p>
+            <w:pPr>
+              <w:pStyle w:val="Compact"/>
+              <w:jc w:val="left"/>
+            </w:pPr>
+            <w:r>
+              <w:t xml:space="preserve">Section 4.4, F4</w:t>
             </w:r>
           </w:p>
         </w:tc>
@@ -6090,19 +6870,19 @@
               <w:jc w:val="left"/>
             </w:pPr>
             <w:r>
-              <w:t xml:space="preserve">GOV-001..009</w:t>
-            </w:r>
-          </w:p>
-        </w:tc>
-        <w:tc>
-          <w:tcPr/>
-          <w:p>
-            <w:pPr>
-              <w:pStyle w:val="Compact"/>
-              <w:jc w:val="left"/>
-            </w:pPr>
-            <w:r>
-              <w:t xml:space="preserve">Section 4.8, Section 7</w:t>
+              <w:t xml:space="preserve">DR-001..019</w:t>
+            </w:r>
+          </w:p>
+        </w:tc>
+        <w:tc>
+          <w:tcPr/>
+          <w:p>
+            <w:pPr>
+              <w:pStyle w:val="Compact"/>
+              <w:jc w:val="left"/>
+            </w:pPr>
+            <w:r>
+              <w:t xml:space="preserve">Section 4.5, F6, F7, Section 6</w:t>
             </w:r>
           </w:p>
         </w:tc>
@@ -6116,19 +6896,19 @@
               <w:jc w:val="left"/>
             </w:pPr>
             <w:r>
-              <w:t xml:space="preserve">NFR-001..010</w:t>
-            </w:r>
-          </w:p>
-        </w:tc>
-        <w:tc>
-          <w:tcPr/>
-          <w:p>
-            <w:pPr>
-              <w:pStyle w:val="Compact"/>
-              <w:jc w:val="left"/>
-            </w:pPr>
-            <w:r>
-              <w:t xml:space="preserve">Section 4.3 (fail-safe), Section 4.7 (idempotency), Section 5, Section 6</w:t>
+              <w:t xml:space="preserve">FIN-001..008</w:t>
+            </w:r>
+          </w:p>
+        </w:tc>
+        <w:tc>
+          <w:tcPr/>
+          <w:p>
+            <w:pPr>
+              <w:pStyle w:val="Compact"/>
+              <w:jc w:val="left"/>
+            </w:pPr>
+            <w:r>
+              <w:t xml:space="preserve">Section 4.6</w:t>
             </w:r>
           </w:p>
         </w:tc>
@@ -6142,19 +6922,19 @@
               <w:jc w:val="left"/>
             </w:pPr>
             <w:r>
-              <w:t xml:space="preserve">OPS-001..005</w:t>
-            </w:r>
-          </w:p>
-        </w:tc>
-        <w:tc>
-          <w:tcPr/>
-          <w:p>
-            <w:pPr>
-              <w:pStyle w:val="Compact"/>
-              <w:jc w:val="left"/>
-            </w:pPr>
-            <w:r>
-              <w:t xml:space="preserve">Section 4.8, Section 5</w:t>
+              <w:t xml:space="preserve">INT-001..007</w:t>
+            </w:r>
+          </w:p>
+        </w:tc>
+        <w:tc>
+          <w:tcPr/>
+          <w:p>
+            <w:pPr>
+              <w:pStyle w:val="Compact"/>
+              <w:jc w:val="left"/>
+            </w:pPr>
+            <w:r>
+              <w:t xml:space="preserve">Section 4.7, F1</w:t>
             </w:r>
           </w:p>
         </w:tc>
@@ -6168,6 +6948,188 @@
               <w:jc w:val="left"/>
             </w:pPr>
             <w:r>
+              <w:t xml:space="preserve">DAT-001..006</w:t>
+            </w:r>
+          </w:p>
+        </w:tc>
+        <w:tc>
+          <w:tcPr/>
+          <w:p>
+            <w:pPr>
+              <w:pStyle w:val="Compact"/>
+              <w:jc w:val="left"/>
+            </w:pPr>
+            <w:r>
+              <w:t xml:space="preserve">Section 6</w:t>
+            </w:r>
+          </w:p>
+        </w:tc>
+      </w:tr>
+      <w:tr>
+        <w:tc>
+          <w:tcPr/>
+          <w:p>
+            <w:pPr>
+              <w:pStyle w:val="Compact"/>
+              <w:jc w:val="left"/>
+            </w:pPr>
+            <w:r>
+              <w:t xml:space="preserve">OBS-001..005</w:t>
+            </w:r>
+          </w:p>
+        </w:tc>
+        <w:tc>
+          <w:tcPr/>
+          <w:p>
+            <w:pPr>
+              <w:pStyle w:val="Compact"/>
+              <w:jc w:val="left"/>
+            </w:pPr>
+            <w:r>
+              <w:t xml:space="preserve">Section 4.8</w:t>
+            </w:r>
+          </w:p>
+        </w:tc>
+      </w:tr>
+      <w:tr>
+        <w:tc>
+          <w:tcPr/>
+          <w:p>
+            <w:pPr>
+              <w:pStyle w:val="Compact"/>
+              <w:jc w:val="left"/>
+            </w:pPr>
+            <w:r>
+              <w:t xml:space="preserve">GOV-001..009</w:t>
+            </w:r>
+          </w:p>
+        </w:tc>
+        <w:tc>
+          <w:tcPr/>
+          <w:p>
+            <w:pPr>
+              <w:pStyle w:val="Compact"/>
+              <w:jc w:val="left"/>
+            </w:pPr>
+            <w:r>
+              <w:t xml:space="preserve">Section 4.8, Section 7</w:t>
+            </w:r>
+          </w:p>
+        </w:tc>
+      </w:tr>
+      <w:tr>
+        <w:tc>
+          <w:tcPr/>
+          <w:p>
+            <w:pPr>
+              <w:pStyle w:val="Compact"/>
+              <w:jc w:val="left"/>
+            </w:pPr>
+            <w:r>
+              <w:t xml:space="preserve">NFR-001..010</w:t>
+            </w:r>
+          </w:p>
+        </w:tc>
+        <w:tc>
+          <w:tcPr/>
+          <w:p>
+            <w:pPr>
+              <w:pStyle w:val="Compact"/>
+              <w:jc w:val="left"/>
+            </w:pPr>
+            <w:r>
+              <w:t xml:space="preserve">Section 4.3 (fail-safe), Section 4.7 (idempotency), Section 5, Section 6</w:t>
+            </w:r>
+          </w:p>
+        </w:tc>
+      </w:tr>
+      <w:tr>
+        <w:tc>
+          <w:tcPr/>
+          <w:p>
+            <w:pPr>
+              <w:pStyle w:val="Compact"/>
+              <w:jc w:val="left"/>
+            </w:pPr>
+            <w:r>
+              <w:t xml:space="preserve">OPS-001..005</w:t>
+            </w:r>
+          </w:p>
+        </w:tc>
+        <w:tc>
+          <w:tcPr/>
+          <w:p>
+            <w:pPr>
+              <w:pStyle w:val="Compact"/>
+              <w:jc w:val="left"/>
+            </w:pPr>
+            <w:r>
+              <w:t xml:space="preserve">Section 4.8, Section 5</w:t>
+            </w:r>
+          </w:p>
+        </w:tc>
+      </w:tr>
+      <w:tr>
+        <w:tc>
+          <w:tcPr/>
+          <w:p>
+            <w:pPr>
+              <w:pStyle w:val="Compact"/>
+              <w:jc w:val="left"/>
+            </w:pPr>
+            <w:r>
+              <w:t xml:space="preserve">OPS-006 (naming convention + counter)</w:t>
+            </w:r>
+          </w:p>
+        </w:tc>
+        <w:tc>
+          <w:tcPr/>
+          <w:p>
+            <w:pPr>
+              <w:pStyle w:val="Compact"/>
+              <w:jc w:val="left"/>
+            </w:pPr>
+            <w:r>
+              <w:t xml:space="preserve">Section 4.8, Section 5</w:t>
+            </w:r>
+          </w:p>
+        </w:tc>
+      </w:tr>
+      <w:tr>
+        <w:tc>
+          <w:tcPr/>
+          <w:p>
+            <w:pPr>
+              <w:pStyle w:val="Compact"/>
+              <w:jc w:val="left"/>
+            </w:pPr>
+            <w:r>
+              <w:t xml:space="preserve">C-1..C-13 (configurable items incl. naming C-12, zone target C-13)</w:t>
+            </w:r>
+          </w:p>
+        </w:tc>
+        <w:tc>
+          <w:tcPr/>
+          <w:p>
+            <w:pPr>
+              <w:pStyle w:val="Compact"/>
+              <w:jc w:val="left"/>
+            </w:pPr>
+            <w:r>
+              <w:t xml:space="preserve">Section 4.4, Section 7</w:t>
+            </w:r>
+          </w:p>
+        </w:tc>
+      </w:tr>
+      <w:tr>
+        <w:tc>
+          <w:tcPr/>
+          <w:p>
+            <w:pPr>
+              <w:pStyle w:val="Compact"/>
+              <w:jc w:val="left"/>
+            </w:pPr>
+            <w:r>
               <w:t xml:space="preserve">POC-001..011 / DEC-001..003 / DEP-001</w:t>
             </w:r>
           </w:p>
@@ -6195,7 +7157,7 @@
           <w:iCs/>
           <w:i/>
         </w:rPr>
-        <w:t xml:space="preserve">Every Baseline v2.3 requirement ID resolves to at least one FDD section above. Detailed component/algorithm-level traceability is completed in the TDD Section 17.</w:t>
+        <w:t xml:space="preserve">Every Baseline v2.4 requirement ID (including the reservation-model additions CAP-020..024, PLC-011, OPS-006, C-12/C-13) resolves to at least one FDD section above. Detailed component/algorithm-level traceability is completed in the TDD Section 17.</w:t>
       </w:r>
     </w:p>
     <w:p>
